--- a/Test 1 Expectations revision.docx
+++ b/Test 1 Expectations revision.docx
@@ -280,11 +280,11 @@
       </w:pPr>
       <w:proofErr w:type="spellStart"/>
       <w:r>
-        <w:t>Woolstencraft’s feminism holds</w:t>
+        <w:t>Woolstencraft’s</w:t>
       </w:r>
       <w:proofErr w:type="spellEnd"/>
       <w:r>
-        <w:t xml:space="preserve"> that women learn their political value is as beautified objects through their inherently political – including negative or absent -- experiences</w:t>
+        <w:t xml:space="preserve"> feminism holds that women learn their political value is as beautified objects through their inherently political – including negative or absent -- experiences</w:t>
       </w:r>
     </w:p>
     <w:p>
@@ -296,10 +296,7 @@
         </w:numPr>
       </w:pPr>
       <w:r>
-        <w:t xml:space="preserve">Embedded more generally in </w:t>
-      </w:r>
-      <w:r>
-        <w:t>politics of recognition</w:t>
+        <w:t>Embedded more generally in politics of recognition</w:t>
       </w:r>
     </w:p>
     <w:p>
@@ -372,6 +369,9 @@
       </w:pPr>
       <w:r>
         <w:t xml:space="preserve">Michener </w:t>
+      </w:r>
+      <w:r>
+        <w:t>(2018)</w:t>
       </w:r>
       <w:r>
         <w:t>–</w:t>
@@ -730,12 +730,39 @@
       <w:pPr>
         <w:pStyle w:val="ListParagraph"/>
         <w:numPr>
+          <w:ilvl w:val="1"/>
+          <w:numId w:val="1"/>
+        </w:numPr>
+      </w:pPr>
+      <w:r>
+        <w:t>1 sentence probably – I have language on this already</w:t>
+      </w:r>
+    </w:p>
+    <w:p>
+      <w:pPr>
+        <w:pStyle w:val="ListParagraph"/>
+        <w:numPr>
           <w:ilvl w:val="0"/>
           <w:numId w:val="1"/>
         </w:numPr>
       </w:pPr>
       <w:r>
-        <w:t>5. Why I expect carceral contact to be [negative] for direct contact</w:t>
+        <w:t xml:space="preserve">6. Moreover, experience extends past the self to those proximally impacted: why we should also expect their experiences to. . . </w:t>
+      </w:r>
+    </w:p>
+    <w:p>
+      <w:pPr>
+        <w:pStyle w:val="ListParagraph"/>
+        <w:numPr>
+          <w:ilvl w:val="1"/>
+          <w:numId w:val="1"/>
+        </w:numPr>
+      </w:pPr>
+      <w:r>
+        <w:t>Again / also 1 sentence or maybe 2 – proximal should s</w:t>
+      </w:r>
+      <w:r>
+        <w:t>hape orientations in the same ways as ppl who experience direct</w:t>
       </w:r>
     </w:p>
     <w:p>
@@ -747,19 +774,10 @@
         </w:numPr>
       </w:pPr>
       <w:r>
-        <w:t xml:space="preserve">6. Moreover, experience extends past the self to those proximally impacted: why we should also expect their experiences to. . . </w:t>
-      </w:r>
-    </w:p>
-    <w:p>
-      <w:pPr>
-        <w:pStyle w:val="ListParagraph"/>
-        <w:numPr>
-          <w:ilvl w:val="1"/>
-          <w:numId w:val="1"/>
-        </w:numPr>
-      </w:pPr>
-      <w:r>
-        <w:t>Shape orientations in the same ways as ppl who experience direct</w:t>
+        <w:t xml:space="preserve">HYP: </w:t>
+      </w:r>
+      <w:r>
+        <w:t xml:space="preserve"> directly and proximally impacted</w:t>
       </w:r>
     </w:p>
     <w:p>
@@ -771,7 +789,10 @@
         </w:numPr>
       </w:pPr>
       <w:r>
-        <w:t>7. Victimized people</w:t>
+        <w:t xml:space="preserve">7. Victimized </w:t>
+      </w:r>
+      <w:r>
+        <w:t>discussion</w:t>
       </w:r>
     </w:p>
     <w:p>
@@ -783,8 +804,17 @@
         </w:numPr>
       </w:pPr>
       <w:r>
-        <w:t xml:space="preserve">8. Expectations. </w:t>
-      </w:r>
+        <w:t>Victimized hypothesis</w:t>
+      </w:r>
+    </w:p>
+    <w:p>
+      <w:pPr>
+        <w:pStyle w:val="ListParagraph"/>
+        <w:numPr>
+          <w:ilvl w:val="0"/>
+          <w:numId w:val="1"/>
+        </w:numPr>
+      </w:pPr>
     </w:p>
     <w:sectPr>
       <w:pgSz w:w="12240" w:h="15840"/>
